--- a/specs/04-permisos-licencias.docx
+++ b/specs/04-permisos-licencias.docx
@@ -4142,7 +4142,7 @@
           <w:b/>
           <w:bCs/>
         </w:rPr>
-        <w:t xml:space="preserve">RN-04.3</w:t>
+        <w:t xml:space="preserve">RN-04.3 (2026-09-01)</w:t>
       </w:r>
       <w:r>
         <w:t xml:space="preserve"> </w:t>
@@ -4181,34 +4181,125 @@
         <w:t xml:space="preserve">pdf</w:t>
       </w:r>
       <w:r>
-        <w:t xml:space="preserve">) → devuelve archivo (§8.3) sobre el resultado</w:t>
-      </w:r>
-      <w:r>
-        <w:t xml:space="preserve"> </w:t>
-      </w:r>
-      <w:r>
-        <w:rPr>
-          <w:b/>
-          <w:bCs/>
-        </w:rPr>
+        <w:t xml:space="preserve">) → devuelve archivo (§8.3). El export</w:t>
+      </w:r>
+      <w:r>
+        <w:t xml:space="preserve"> </w:t>
+      </w:r>
+      <w:r>
+        <w:rPr>
+          <w:b/>
+          <w:bCs/>
+        </w:rPr>
+        <w:t xml:space="preserve">exige</w:t>
+      </w:r>
+      <w:r>
+        <w:rPr>
+          <w:b/>
+          <w:bCs/>
+        </w:rPr>
+        <w:t xml:space="preserve"> </w:t>
+      </w:r>
+      <w:r>
+        <w:rPr>
+          <w:rStyle w:val="VerbatimChar"/>
+          <w:b/>
+          <w:bCs/>
+        </w:rPr>
+        <w:t xml:space="preserve">fecha_desde</w:t>
+      </w:r>
+      <w:r>
+        <w:rPr>
+          <w:b/>
+          <w:bCs/>
+        </w:rPr>
+        <w:t xml:space="preserve"> </w:t>
+      </w:r>
+      <w:r>
+        <w:rPr>
+          <w:b/>
+          <w:bCs/>
+        </w:rPr>
+        <w:t xml:space="preserve">y</w:t>
+      </w:r>
+      <w:r>
+        <w:rPr>
+          <w:b/>
+          <w:bCs/>
+        </w:rPr>
+        <w:t xml:space="preserve"> </w:t>
+      </w:r>
+      <w:r>
+        <w:rPr>
+          <w:rStyle w:val="VerbatimChar"/>
+          <w:b/>
+          <w:bCs/>
+        </w:rPr>
+        <w:t xml:space="preserve">fecha_hasta</w:t>
+      </w:r>
+      <w:r>
+        <w:t xml:space="preserve"> </w:t>
+      </w:r>
+      <w:r>
+        <w:t xml:space="preserve">y tiene un tope de</w:t>
+      </w:r>
+      <w:r>
+        <w:t xml:space="preserve"> </w:t>
+      </w:r>
+      <w:r>
+        <w:rPr>
+          <w:b/>
+          <w:bCs/>
+        </w:rPr>
+        <w:t xml:space="preserve">5000 filas</w:t>
+      </w:r>
+      <w:r>
+        <w:t xml:space="preserve"> </w:t>
+      </w:r>
+      <w:r>
+        <w:t xml:space="preserve">(antes</w:t>
+      </w:r>
+      <w:r>
+        <w:t xml:space="preserve"> </w:t>
+      </w:r>
+      <w:r>
+        <w:rPr>
+          <w:rStyle w:val="VerbatimChar"/>
+        </w:rPr>
+        <w:t xml:space="preserve">-&gt;get()</w:t>
+      </w:r>
+      <w:r>
+        <w:t xml:space="preserve"> </w:t>
+      </w:r>
+      <w:r>
         <w:t xml:space="preserve">sin</w:t>
       </w:r>
       <w:r>
-        <w:rPr>
-          <w:b/>
-          <w:bCs/>
-        </w:rPr>
-        <w:t xml:space="preserve"> </w:t>
-      </w:r>
-      <w:r>
-        <w:rPr>
-          <w:b/>
-          <w:bCs/>
-        </w:rPr>
-        <w:t xml:space="preserve">paginar</w:t>
-      </w:r>
-      <w:r>
-        <w:t xml:space="preserve">. Si no → paginado (</w:t>
+        <w:t xml:space="preserve"> </w:t>
+      </w:r>
+      <w:r>
+        <w:t xml:space="preserve">ningún límite podía traer el historial completo de la institución). Si no hay</w:t>
+      </w:r>
+      <w:r>
+        <w:t xml:space="preserve"> </w:t>
+      </w:r>
+      <w:r>
+        <w:rPr>
+          <w:rStyle w:val="VerbatimChar"/>
+        </w:rPr>
+        <w:t xml:space="preserve">formato</w:t>
+      </w:r>
+      <w:r>
+        <w:t xml:space="preserve"> </w:t>
+      </w:r>
+      <w:r>
+        <w:t xml:space="preserve">→ paginado</w:t>
+      </w:r>
+      <w:r>
+        <w:t xml:space="preserve"> </w:t>
+      </w:r>
+      <w:r>
+        <w:t xml:space="preserve">(</w:t>
       </w:r>
       <w:r>
         <w:rPr>
@@ -5357,7 +5448,7 @@
           <w:b/>
           <w:bCs/>
         </w:rPr>
-        <w:t xml:space="preserve">RN-04.12</w:t>
+        <w:t xml:space="preserve">RN-04.12 (2026-09-01)</w:t>
       </w:r>
       <w:r>
         <w:t xml:space="preserve"> </w:t>
@@ -5378,17 +5469,43 @@
         <w:t xml:space="preserve"> </w:t>
       </w:r>
       <w:r>
-        <w:rPr>
-          <w:b/>
-          <w:bCs/>
-        </w:rPr>
-        <w:t xml:space="preserve">no</w:t>
-      </w:r>
-      <w:r>
-        <w:t xml:space="preserve"> </w:t>
-      </w:r>
-      <w:r>
-        <w:t xml:space="preserve">registra auditoría (a diferencia de aprobar/negar/eliminar/anular).</w:t>
+        <w:t xml:space="preserve">registra</w:t>
+      </w:r>
+      <w:r>
+        <w:t xml:space="preserve"> </w:t>
+      </w:r>
+      <w:r>
+        <w:rPr>
+          <w:rStyle w:val="VerbatimChar"/>
+        </w:rPr>
+        <w:t xml:space="preserve">SOLICITAR</w:t>
+      </w:r>
+      <w:r>
+        <w:t xml:space="preserve"> </w:t>
+      </w:r>
+      <w:r>
+        <w:t xml:space="preserve">en</w:t>
+      </w:r>
+      <w:r>
+        <w:t xml:space="preserve"> </w:t>
+      </w:r>
+      <w:r>
+        <w:rPr>
+          <w:rStyle w:val="VerbatimChar"/>
+        </w:rPr>
+        <w:t xml:space="preserve">nom_auditoria_log</w:t>
+      </w:r>
+      <w:r>
+        <w:t xml:space="preserve"> </w:t>
+      </w:r>
+      <w:r>
+        <w:t xml:space="preserve">al final (antes</w:t>
+      </w:r>
+      <w:r>
+        <w:t xml:space="preserve"> </w:t>
+      </w:r>
+      <w:r>
+        <w:t xml:space="preserve">la creación de la solicitud era la única acción del flujo sin auditoría).</w:t>
       </w:r>
     </w:p>
     <w:bookmarkEnd w:id="22"/>
@@ -10893,7 +11010,16 @@
         <w:t xml:space="preserve"> </w:t>
       </w:r>
       <w:r>
-        <w:t xml:space="preserve">— Toda aprobación/negación/eliminación/anulación genera exactamente un registro en</w:t>
+        <w:t xml:space="preserve">— Toda solicitud (</w:t>
+      </w:r>
+      <w:r>
+        <w:rPr>
+          <w:rStyle w:val="VerbatimChar"/>
+        </w:rPr>
+        <w:t xml:space="preserve">SOLICITAR</w:t>
+      </w:r>
+      <w:r>
+        <w:t xml:space="preserve">, 2026-09-01) / aprobación / negación / eliminación / anulación genera exactamente un registro en</w:t>
       </w:r>
       <w:r>
         <w:t xml:space="preserve"> </w:t>
@@ -12807,32 +12933,53 @@
         </w:numPr>
       </w:pPr>
       <w:r>
-        <w:rPr>
-          <w:rStyle w:val="VerbatimChar"/>
-          <w:b/>
-          <w:bCs/>
+        <w:t xml:space="preserve">✅</w:t>
+      </w:r>
+      <w:r>
+        <w:t xml:space="preserve"> </w:t>
+      </w:r>
+      <w:r>
+        <w:rPr>
+          <w:b/>
+          <w:bCs/>
+        </w:rPr>
+        <w:t xml:space="preserve">RESUELTO (2026-09-01)</w:t>
+      </w:r>
+      <w:r>
+        <w:t xml:space="preserve"> </w:t>
+      </w:r>
+      <w:r>
+        <w:t xml:space="preserve">—</w:t>
+      </w:r>
+      <w:r>
+        <w:t xml:space="preserve"> </w:t>
+      </w:r>
+      <w:r>
+        <w:rPr>
+          <w:rStyle w:val="VerbatimChar"/>
         </w:rPr>
         <w:t xml:space="preserve">store</w:t>
       </w:r>
       <w:r>
-        <w:rPr>
-          <w:b/>
-          <w:bCs/>
-        </w:rPr>
-        <w:t xml:space="preserve"> </w:t>
-      </w:r>
-      <w:r>
-        <w:rPr>
-          <w:b/>
-          <w:bCs/>
-        </w:rPr>
-        <w:t xml:space="preserve">no audita</w:t>
-      </w:r>
-      <w:r>
-        <w:t xml:space="preserve"> </w:t>
-      </w:r>
-      <w:r>
-        <w:t xml:space="preserve">— la creación de un permiso no deja traza en</w:t>
+        <w:t xml:space="preserve"> </w:t>
+      </w:r>
+      <w:r>
+        <w:t xml:space="preserve">registra</w:t>
+      </w:r>
+      <w:r>
+        <w:t xml:space="preserve"> </w:t>
+      </w:r>
+      <w:r>
+        <w:rPr>
+          <w:rStyle w:val="VerbatimChar"/>
+        </w:rPr>
+        <w:t xml:space="preserve">SOLICITAR</w:t>
+      </w:r>
+      <w:r>
+        <w:t xml:space="preserve"> </w:t>
+      </w:r>
+      <w:r>
+        <w:t xml:space="preserve">en</w:t>
       </w:r>
       <w:r>
         <w:t xml:space="preserve"> </w:t>
@@ -12845,16 +12992,6 @@
       </w:r>
       <w:r>
         <w:t xml:space="preserve">.</w:t>
-      </w:r>
-      <w:r>
-        <w:t xml:space="preserve"> </w:t>
-      </w:r>
-      <w:r>
-        <w:rPr>
-          <w:i/>
-          <w:iCs/>
-        </w:rPr>
-        <w:t xml:space="preserve">(abierto)</w:t>
       </w:r>
     </w:p>
     <w:p>
@@ -12866,71 +13003,74 @@
         </w:numPr>
       </w:pPr>
       <w:r>
-        <w:rPr>
-          <w:rStyle w:val="VerbatimChar"/>
-          <w:b/>
-          <w:bCs/>
+        <w:t xml:space="preserve">✅</w:t>
+      </w:r>
+      <w:r>
+        <w:t xml:space="preserve"> </w:t>
+      </w:r>
+      <w:r>
+        <w:rPr>
+          <w:b/>
+          <w:bCs/>
+        </w:rPr>
+        <w:t xml:space="preserve">RESUELTO (2026-09-01)</w:t>
+      </w:r>
+      <w:r>
+        <w:t xml:space="preserve"> </w:t>
+      </w:r>
+      <w:r>
+        <w:t xml:space="preserve">— Export de</w:t>
+      </w:r>
+      <w:r>
+        <w:t xml:space="preserve"> </w:t>
+      </w:r>
+      <w:r>
+        <w:rPr>
+          <w:rStyle w:val="VerbatimChar"/>
         </w:rPr>
         <w:t xml:space="preserve">index</w:t>
       </w:r>
       <w:r>
-        <w:rPr>
-          <w:b/>
-          <w:bCs/>
-        </w:rPr>
-        <w:t xml:space="preserve"> </w:t>
-      </w:r>
-      <w:r>
-        <w:rPr>
-          <w:b/>
-          <w:bCs/>
-        </w:rPr>
+        <w:t xml:space="preserve"> </w:t>
+      </w:r>
+      <w:r>
         <w:t xml:space="preserve">con</w:t>
       </w:r>
       <w:r>
-        <w:rPr>
-          <w:b/>
-          <w:bCs/>
-        </w:rPr>
-        <w:t xml:space="preserve"> </w:t>
-      </w:r>
-      <w:r>
-        <w:rPr>
-          <w:rStyle w:val="VerbatimChar"/>
-          <w:b/>
-          <w:bCs/>
-        </w:rPr>
-        <w:t xml:space="preserve">formato</w:t>
-      </w:r>
-      <w:r>
-        <w:rPr>
-          <w:b/>
-          <w:bCs/>
-        </w:rPr>
-        <w:t xml:space="preserve"> </w:t>
-      </w:r>
-      <w:r>
-        <w:rPr>
-          <w:b/>
-          <w:bCs/>
-        </w:rPr>
-        <w:t xml:space="preserve">exporta sin límite</w:t>
-      </w:r>
-      <w:r>
-        <w:t xml:space="preserve"> </w:t>
-      </w:r>
-      <w:r>
-        <w:t xml:space="preserve">— un rango amplio genera un archivo enorme.</w:t>
-      </w:r>
-      <w:r>
-        <w:t xml:space="preserve"> </w:t>
-      </w:r>
-      <w:r>
-        <w:rPr>
-          <w:i/>
-          <w:iCs/>
-        </w:rPr>
-        <w:t xml:space="preserve">(abierto)</w:t>
+        <w:t xml:space="preserve"> </w:t>
+      </w:r>
+      <w:r>
+        <w:rPr>
+          <w:rStyle w:val="VerbatimChar"/>
+        </w:rPr>
+        <w:t xml:space="preserve">?formato=</w:t>
+      </w:r>
+      <w:r>
+        <w:t xml:space="preserve">: exige</w:t>
+      </w:r>
+      <w:r>
+        <w:t xml:space="preserve"> </w:t>
+      </w:r>
+      <w:r>
+        <w:rPr>
+          <w:rStyle w:val="VerbatimChar"/>
+        </w:rPr>
+        <w:t xml:space="preserve">fecha_desde</w:t>
+      </w:r>
+      <w:r>
+        <w:t xml:space="preserve">/</w:t>
+      </w:r>
+      <w:r>
+        <w:rPr>
+          <w:rStyle w:val="VerbatimChar"/>
+        </w:rPr>
+        <w:t xml:space="preserve">fecha_hasta</w:t>
+      </w:r>
+      <w:r>
+        <w:t xml:space="preserve"> </w:t>
+      </w:r>
+      <w:r>
+        <w:t xml:space="preserve">y tope de 5000 filas.</w:t>
       </w:r>
     </w:p>
     <w:p>
@@ -13000,17 +13140,37 @@
         <w:t xml:space="preserve"> </w:t>
       </w:r>
       <w:r>
-        <w:t xml:space="preserve">/ policy unificada.</w:t>
-      </w:r>
-      <w:r>
-        <w:t xml:space="preserve"> </w:t>
-      </w:r>
-      <w:r>
-        <w:rPr>
-          <w:i/>
-          <w:iCs/>
-        </w:rPr>
-        <w:t xml:space="preserve">(abierto, menor)</w:t>
+        <w:t xml:space="preserve">/ policy unificada. Evaluado y</w:t>
+      </w:r>
+      <w:r>
+        <w:t xml:space="preserve"> </w:t>
+      </w:r>
+      <w:r>
+        <w:rPr>
+          <w:b/>
+          <w:bCs/>
+        </w:rPr>
+        <w:t xml:space="preserve">dejado sin tocar</w:t>
+      </w:r>
+      <w:r>
+        <w:rPr>
+          <w:b/>
+          <w:bCs/>
+        </w:rPr>
+        <w:t xml:space="preserve"> </w:t>
+      </w:r>
+      <w:r>
+        <w:rPr>
+          <w:b/>
+          <w:bCs/>
+        </w:rPr>
+        <w:t xml:space="preserve">a propósito</w:t>
+      </w:r>
+      <w:r>
+        <w:t xml:space="preserve"> </w:t>
+      </w:r>
+      <w:r>
+        <w:t xml:space="preserve">(funcionalmente equivalente, refactor de mayor superficie).</w:t>
       </w:r>
     </w:p>
     <w:p>
@@ -13592,31 +13752,54 @@
         </w:numPr>
       </w:pPr>
       <w:r>
+        <w:rPr>
+          <w:strike/>
+        </w:rPr>
         <w:t xml:space="preserve">¿</w:t>
       </w:r>
       <w:r>
         <w:rPr>
           <w:rStyle w:val="VerbatimChar"/>
+          <w:strike/>
         </w:rPr>
         <w:t xml:space="preserve">store</w:t>
       </w:r>
       <w:r>
-        <w:t xml:space="preserve"> </w:t>
-      </w:r>
-      <w:r>
+        <w:rPr>
+          <w:strike/>
+        </w:rPr>
+        <w:t xml:space="preserve"> </w:t>
+      </w:r>
+      <w:r>
+        <w:rPr>
+          <w:strike/>
+        </w:rPr>
         <w:t xml:space="preserve">debe auditar</w:t>
       </w:r>
       <w:r>
-        <w:t xml:space="preserve"> </w:t>
-      </w:r>
-      <w:r>
-        <w:rPr>
-          <w:rStyle w:val="VerbatimChar"/>
+        <w:rPr>
+          <w:strike/>
+        </w:rPr>
+        <w:t xml:space="preserve"> </w:t>
+      </w:r>
+      <w:r>
+        <w:rPr>
+          <w:rStyle w:val="VerbatimChar"/>
+          <w:strike/>
         </w:rPr>
         <w:t xml:space="preserve">SOLICITAR</w:t>
       </w:r>
       <w:r>
-        <w:t xml:space="preserve">? (§10.8)</w:t>
+        <w:rPr>
+          <w:strike/>
+        </w:rPr>
+        <w:t xml:space="preserve">? / ¿límite al export?</w:t>
+      </w:r>
+      <w:r>
+        <w:t xml:space="preserve"> </w:t>
+      </w:r>
+      <w:r>
+        <w:t xml:space="preserve">✅ hechos 2026-09-01 (§10.8–9).</w:t>
       </w:r>
     </w:p>
     <w:p>
@@ -13652,22 +13835,7 @@
         </w:numPr>
       </w:pPr>
       <w:r>
-        <w:t xml:space="preserve">¿Unificar el patrón de autorización (helper</w:t>
-      </w:r>
-      <w:r>
-        <w:t xml:space="preserve"> </w:t>
-      </w:r>
-      <w:r>
-        <w:rPr>
-          <w:rStyle w:val="VerbatimChar"/>
-        </w:rPr>
-        <w:t xml:space="preserve">requireRole</w:t>
-      </w:r>
-      <w:r>
-        <w:t xml:space="preserve"> </w:t>
-      </w:r>
-      <w:r>
-        <w:t xml:space="preserve">/ policy) en todo el controlador? (§10.10)</w:t>
+        <w:t xml:space="preserve">Patrón de autorización mixto: dejado sin tocar a propósito (§10.10).</w:t>
       </w:r>
     </w:p>
     <w:bookmarkEnd w:id="38"/>
